--- a/Programacion_Multimedia_y_Dispositivos_Moviles/UD1_Introduccion_a_la_programacion_movil/Actividad_propuesta_1.docx
+++ b/Programacion_Multimedia_y_Dispositivos_Moviles/UD1_Introduccion_a_la_programacion_movil/Actividad_propuesta_1.docx
@@ -313,7 +313,186 @@
     <w:p>
       <w:pPr>
         <w:ind w:right="-427" w:firstLine="0"/>
-      </w:pPr>
+        <w:rPr>
+          <w:u w:val="single"/>
+        </w:rPr>
+      </w:pPr>
+      <w:r>
+        <w:rPr>
+          <w:u w:val="single"/>
+        </w:rPr>
+        <w:t>Orden cronológico</w:t>
+      </w:r>
+    </w:p>
+    <w:p>
+      <w:pPr>
+        <w:ind w:right="-427" w:firstLine="0"/>
+      </w:pPr>
+      <w:proofErr w:type="spellStart"/>
+      <w:r>
+        <w:t>Tamagotchi</w:t>
+      </w:r>
+      <w:proofErr w:type="spellEnd"/>
+    </w:p>
+    <w:p>
+      <w:pPr>
+        <w:ind w:right="-427" w:firstLine="0"/>
+      </w:pPr>
+      <w:proofErr w:type="spellStart"/>
+      <w:r>
+        <w:t>GameBoy</w:t>
+      </w:r>
+      <w:proofErr w:type="spellEnd"/>
+      <w:r>
+        <w:t xml:space="preserve"> Color</w:t>
+      </w:r>
+    </w:p>
+    <w:p>
+      <w:pPr>
+        <w:ind w:right="-427" w:firstLine="0"/>
+      </w:pPr>
+      <w:r>
+        <w:t>Walkman Modelo Desconocido</w:t>
+      </w:r>
+    </w:p>
+    <w:p>
+      <w:pPr>
+        <w:ind w:right="-427" w:firstLine="0"/>
+      </w:pPr>
+      <w:r>
+        <w:t>Discman Modelo Desconocido</w:t>
+      </w:r>
+    </w:p>
+    <w:p>
+      <w:pPr>
+        <w:ind w:right="-427" w:firstLine="0"/>
+      </w:pPr>
+      <w:r>
+        <w:t>MP3 Modelo Desconocido</w:t>
+      </w:r>
+    </w:p>
+    <w:p>
+      <w:pPr>
+        <w:ind w:right="-427" w:firstLine="0"/>
+        <w:rPr>
+          <w:lang w:val="en-GB"/>
+        </w:rPr>
+      </w:pPr>
+      <w:r>
+        <w:rPr>
+          <w:lang w:val="en-GB"/>
+        </w:rPr>
+        <w:t>NEC DB 2000</w:t>
+      </w:r>
+    </w:p>
+    <w:p>
+      <w:pPr>
+        <w:ind w:right="-427" w:firstLine="0"/>
+        <w:rPr>
+          <w:lang w:val="en-GB"/>
+        </w:rPr>
+      </w:pPr>
+      <w:r>
+        <w:rPr>
+          <w:lang w:val="en-GB"/>
+        </w:rPr>
+        <w:t>Ericsson T10</w:t>
+      </w:r>
+    </w:p>
+    <w:p>
+      <w:pPr>
+        <w:ind w:right="-427" w:firstLine="0"/>
+      </w:pPr>
+      <w:r>
+        <w:t>Nokia 3310</w:t>
+      </w:r>
+    </w:p>
+    <w:p>
+      <w:pPr>
+        <w:ind w:right="-427" w:firstLine="0"/>
+      </w:pPr>
+      <w:r>
+        <w:t>Nokia 5610</w:t>
+      </w:r>
+    </w:p>
+    <w:p>
+      <w:pPr>
+        <w:ind w:right="-427" w:firstLine="0"/>
+      </w:pPr>
+      <w:r>
+        <w:t>LG Modelo Desconocido (Primer táctil con conexión a internet)</w:t>
+      </w:r>
+    </w:p>
+    <w:p>
+      <w:pPr>
+        <w:ind w:right="-427" w:firstLine="0"/>
+      </w:pPr>
+      <w:r>
+        <w:t>Nintendo DS XL</w:t>
+      </w:r>
+    </w:p>
+    <w:p>
+      <w:pPr>
+        <w:ind w:right="-427" w:firstLine="0"/>
+      </w:pPr>
+      <w:r>
+        <w:t>Huawei P8</w:t>
+      </w:r>
+    </w:p>
+    <w:p>
+      <w:pPr>
+        <w:ind w:right="-427" w:firstLine="0"/>
+      </w:pPr>
+      <w:proofErr w:type="spellStart"/>
+      <w:r>
+        <w:t>Iphone</w:t>
+      </w:r>
+      <w:proofErr w:type="spellEnd"/>
+      <w:r>
+        <w:t xml:space="preserve"> 6s</w:t>
+      </w:r>
+    </w:p>
+    <w:p>
+      <w:pPr>
+        <w:ind w:right="-427" w:firstLine="0"/>
+      </w:pPr>
+      <w:r>
+        <w:t>Nintendo Switch</w:t>
+      </w:r>
+    </w:p>
+    <w:p>
+      <w:pPr>
+        <w:ind w:right="-427" w:firstLine="0"/>
+      </w:pPr>
+      <w:proofErr w:type="spellStart"/>
+      <w:r>
+        <w:t>Iphone</w:t>
+      </w:r>
+      <w:proofErr w:type="spellEnd"/>
+      <w:r>
+        <w:t xml:space="preserve"> 11</w:t>
+      </w:r>
+    </w:p>
+    <w:p>
+      <w:pPr>
+        <w:ind w:right="-427" w:firstLine="0"/>
+      </w:pPr>
+      <w:proofErr w:type="spellStart"/>
+      <w:r>
+        <w:t>Iphone</w:t>
+      </w:r>
+      <w:proofErr w:type="spellEnd"/>
+      <w:r>
+        <w:t xml:space="preserve"> 14</w:t>
+      </w:r>
+    </w:p>
+    <w:p>
+      <w:pPr>
+        <w:ind w:right="-427" w:firstLine="0"/>
+      </w:pPr>
+      <w:r>
+        <w:t>Nintendo Switch 3</w:t>
+      </w:r>
     </w:p>
     <w:p>
       <w:pPr>
@@ -390,6 +569,7 @@
         <w:ind w:left="-426" w:right="-427" w:firstLine="0"/>
       </w:pPr>
       <w:r>
+        <w:lastRenderedPageBreak/>
         <w:t>Es</w:t>
       </w:r>
       <w:r>
@@ -3099,6 +3279,21 @@
 </file>
 
 <file path=customXml/item2.xml><?xml version="1.0" encoding="utf-8"?>
+<?mso-contentType ?>
+<FormTemplates xmlns="http://schemas.microsoft.com/sharepoint/v3/contenttype/forms">
+  <Display>DocumentLibraryForm</Display>
+  <Edit>DocumentLibraryForm</Edit>
+  <New>DocumentLibraryForm</New>
+</FormTemplates>
+</file>
+
+<file path=customXml/item3.xml><?xml version="1.0" encoding="utf-8"?>
+<p:properties xmlns:p="http://schemas.microsoft.com/office/2006/metadata/properties" xmlns:xsi="http://www.w3.org/2001/XMLSchema-instance" xmlns:pc="http://schemas.microsoft.com/office/infopath/2007/PartnerControls">
+  <documentManagement/>
+</p:properties>
+</file>
+
+<file path=customXml/item4.xml><?xml version="1.0" encoding="utf-8"?>
 <ct:contentTypeSchema xmlns:ct="http://schemas.microsoft.com/office/2006/metadata/contentType" xmlns:ma="http://schemas.microsoft.com/office/2006/metadata/properties/metaAttributes" ct:_="" ma:_="" ma:contentTypeName="Documento" ma:contentTypeID="0x010100E847573596BCB242B231189B5AEC6B57" ma:contentTypeVersion="5" ma:contentTypeDescription="Crear nuevo documento." ma:contentTypeScope="" ma:versionID="5e1dd3f328a4c753ac7136579e5e4ed6">
   <xsd:schema xmlns:xsd="http://www.w3.org/2001/XMLSchema" xmlns:xs="http://www.w3.org/2001/XMLSchema" xmlns:p="http://schemas.microsoft.com/office/2006/metadata/properties" xmlns:ns3="2f97d7bb-1d95-4f44-94c4-63279acfa932" targetNamespace="http://schemas.microsoft.com/office/2006/metadata/properties" ma:root="true" ma:fieldsID="e2a6eca137e46c22dcdb3ca86b420a18" ns3:_="">
     <xsd:import namespace="2f97d7bb-1d95-4f44-94c4-63279acfa932"/>
@@ -3248,21 +3443,6 @@
 </ct:contentTypeSchema>
 </file>
 
-<file path=customXml/item3.xml><?xml version="1.0" encoding="utf-8"?>
-<p:properties xmlns:p="http://schemas.microsoft.com/office/2006/metadata/properties" xmlns:xsi="http://www.w3.org/2001/XMLSchema-instance" xmlns:pc="http://schemas.microsoft.com/office/infopath/2007/PartnerControls">
-  <documentManagement/>
-</p:properties>
-</file>
-
-<file path=customXml/item4.xml><?xml version="1.0" encoding="utf-8"?>
-<?mso-contentType ?>
-<FormTemplates xmlns="http://schemas.microsoft.com/sharepoint/v3/contenttype/forms">
-  <Display>DocumentLibraryForm</Display>
-  <Edit>DocumentLibraryForm</Edit>
-  <New>DocumentLibraryForm</New>
-</FormTemplates>
-</file>
-
 <file path=customXml/itemProps1.xml><?xml version="1.0" encoding="utf-8"?>
 <ds:datastoreItem xmlns:ds="http://schemas.openxmlformats.org/officeDocument/2006/customXml" ds:itemID="{55AF091B-3C7A-41E3-B477-F2FDAA23CFDA}">
   <ds:schemaRefs>
@@ -3272,6 +3452,23 @@
 </file>
 
 <file path=customXml/itemProps2.xml><?xml version="1.0" encoding="utf-8"?>
+<ds:datastoreItem xmlns:ds="http://schemas.openxmlformats.org/officeDocument/2006/customXml" ds:itemID="{ED5AE9E1-EFDC-4B8D-B6B1-0A6F0BD0C7CC}">
+  <ds:schemaRefs>
+    <ds:schemaRef ds:uri="http://schemas.microsoft.com/sharepoint/v3/contenttype/forms"/>
+  </ds:schemaRefs>
+</ds:datastoreItem>
+</file>
+
+<file path=customXml/itemProps3.xml><?xml version="1.0" encoding="utf-8"?>
+<ds:datastoreItem xmlns:ds="http://schemas.openxmlformats.org/officeDocument/2006/customXml" ds:itemID="{EDFFCF16-D741-4CED-AF53-5B904CDC7B44}">
+  <ds:schemaRefs>
+    <ds:schemaRef ds:uri="http://schemas.microsoft.com/office/2006/metadata/properties"/>
+    <ds:schemaRef ds:uri="http://schemas.microsoft.com/office/infopath/2007/PartnerControls"/>
+  </ds:schemaRefs>
+</ds:datastoreItem>
+</file>
+
+<file path=customXml/itemProps4.xml><?xml version="1.0" encoding="utf-8"?>
 <ds:datastoreItem xmlns:ds="http://schemas.openxmlformats.org/officeDocument/2006/customXml" ds:itemID="{C9AB1843-5927-4416-B398-4826755EDCD1}">
   <ds:schemaRefs>
     <ds:schemaRef ds:uri="http://schemas.microsoft.com/office/2006/metadata/contentType"/>
@@ -3287,21 +3484,4 @@
     <ds:schemaRef ds:uri="http://schemas.microsoft.com/internal/obd"/>
   </ds:schemaRefs>
 </ds:datastoreItem>
-</file>
-
-<file path=customXml/itemProps3.xml><?xml version="1.0" encoding="utf-8"?>
-<ds:datastoreItem xmlns:ds="http://schemas.openxmlformats.org/officeDocument/2006/customXml" ds:itemID="{EDFFCF16-D741-4CED-AF53-5B904CDC7B44}">
-  <ds:schemaRefs>
-    <ds:schemaRef ds:uri="http://schemas.microsoft.com/office/2006/metadata/properties"/>
-    <ds:schemaRef ds:uri="http://schemas.microsoft.com/office/infopath/2007/PartnerControls"/>
-  </ds:schemaRefs>
-</ds:datastoreItem>
-</file>
-
-<file path=customXml/itemProps4.xml><?xml version="1.0" encoding="utf-8"?>
-<ds:datastoreItem xmlns:ds="http://schemas.openxmlformats.org/officeDocument/2006/customXml" ds:itemID="{ED5AE9E1-EFDC-4B8D-B6B1-0A6F0BD0C7CC}">
-  <ds:schemaRefs>
-    <ds:schemaRef ds:uri="http://schemas.microsoft.com/sharepoint/v3/contenttype/forms"/>
-  </ds:schemaRefs>
-</ds:datastoreItem>
 </file>